--- a/word_reports/LP_0176_위치_244_James Galway_Annie's Song.docx
+++ b/word_reports/LP_0176_위치_244_James Galway_Annie's Song.docx
@@ -4,7 +4,7 @@
   <w:body>
     <w:p>
       <w:pPr>
-        <w:spacing w:after="280"/>
+        <w:spacing w:after="80"/>
       </w:pPr>
       <w:r>
         <w:rPr w:rFonts="맑은 고딕">
@@ -13,94 +13,47 @@
           <w:color w:val="1E3A8A"/>
           <w:sz w:val="30"/>
         </w:rPr>
-        <w:t>[244] James Galway - Annie's Song</w:t>
+        <w:t>James Galway (제임스 골웨이) - Annie's Song</w:t>
       </w:r>
     </w:p>
     <w:p>
       <w:pPr>
-        <w:spacing w:after="320"/>
+        <w:spacing w:after="240"/>
       </w:pPr>
       <w:r>
         <w:rPr w:rFonts="맑은 고딕">
           <w:rFonts w:ascii="맑은 고딕" w:hAnsi="맑은 고딕" w:eastAsia="맑은 고딕"/>
           <w:b/>
-          <w:sz w:val="20"/>
+          <w:color w:val="4B5563"/>
+          <w:sz w:val="22"/>
         </w:rPr>
-        <w:t>■ 위치 : 244</w:t>
-        <w:br/>
-      </w:r>
-      <w:r>
-        <w:rPr w:rFonts="맑은 고딕">
-          <w:rFonts w:ascii="맑은 고딕" w:hAnsi="맑은 고딕" w:eastAsia="맑은 고딕"/>
-          <w:b/>
-          <w:sz w:val="20"/>
-        </w:rPr>
-        <w:t>■ 아티스트 : James Galway</w:t>
-        <w:br/>
-      </w:r>
-      <w:r>
-        <w:rPr w:rFonts="맑은 고딕">
-          <w:rFonts w:ascii="맑은 고딕" w:hAnsi="맑은 고딕" w:eastAsia="맑은 고딕"/>
-          <w:b/>
-          <w:sz w:val="20"/>
-        </w:rPr>
-        <w:t>■ 앨범명 : Annie's Song</w:t>
-        <w:br/>
-      </w:r>
-      <w:r>
-        <w:rPr w:rFonts="맑은 고딕">
-          <w:rFonts w:ascii="맑은 고딕" w:hAnsi="맑은 고딕" w:eastAsia="맑은 고딕"/>
-          <w:b w:val="0"/>
-          <w:sz w:val="20"/>
-        </w:rPr>
-        <w:t>■ 음반 레이블 : RCA Red Seal</w:t>
-        <w:br/>
-      </w:r>
-      <w:r>
-        <w:rPr w:rFonts="맑은 고딕">
-          <w:rFonts w:ascii="맑은 고딕" w:hAnsi="맑은 고딕" w:eastAsia="맑은 고딕"/>
-          <w:b w:val="0"/>
-          <w:sz w:val="20"/>
-        </w:rPr>
-        <w:t>■ 발매년도 : 1978</w:t>
-        <w:br/>
-      </w:r>
-      <w:r>
-        <w:rPr w:rFonts="맑은 고딕">
-          <w:rFonts w:ascii="맑은 고딕" w:hAnsi="맑은 고딕" w:eastAsia="맑은 고딕"/>
-          <w:b w:val="0"/>
-          <w:sz w:val="20"/>
-        </w:rPr>
-        <w:t>■ 장르 : 클래식 / 클래식 크로스오버 (Classical Crossover)</w:t>
-        <w:br/>
-      </w:r>
-      <w:r>
-        <w:rPr w:rFonts="맑은 고딕">
-          <w:rFonts w:ascii="맑은 고딕" w:hAnsi="맑은 고딕" w:eastAsia="맑은 고딕"/>
-          <w:b w:val="0"/>
-          <w:sz w:val="20"/>
-        </w:rPr>
-        <w:t>■ 주요 수록곡 : 1. Annie's Song (존 덴버 원곡)</w:t>
-        <w:br/>
+        <w:t>위치 :  244</w:t>
       </w:r>
     </w:p>
     <w:p>
       <w:pPr>
-        <w:spacing w:after="160"/>
+        <w:spacing w:line="324" w:lineRule="auto" w:before="80" w:after="160"/>
       </w:pPr>
       <w:r>
         <w:rPr w:rFonts="맑은 고딕">
           <w:rFonts w:ascii="맑은 고딕" w:hAnsi="맑은 고딕" w:eastAsia="맑은 고딕"/>
           <w:b/>
           <w:color w:val="1F2937"/>
-          <w:sz w:val="24"/>
+          <w:sz w:val="22"/>
         </w:rPr>
-        <w:t>■ 음반 해설 및 감상 가이드</w:t>
+        <w:t xml:space="preserve">[음반 소개] </w:t>
+      </w:r>
+      <w:r>
+        <w:rPr w:rFonts="맑은 고딕">
+          <w:rFonts w:ascii="맑은 고딕" w:hAnsi="맑은 고딕" w:eastAsia="맑은 고딕"/>
+          <w:b w:val="0"/>
+          <w:sz w:val="21"/>
+        </w:rPr>
       </w:r>
     </w:p>
     <w:p>
       <w:pPr>
-        <w:spacing w:line="312" w:lineRule="auto" w:after="120"/>
+        <w:spacing w:line="324" w:lineRule="auto" w:after="120"/>
       </w:pPr>
       <w:r>
         <w:rPr w:rFonts="맑은 고딕">
@@ -108,51 +61,516 @@
           <w:b w:val="0"/>
           <w:sz w:val="21"/>
         </w:rPr>
-        <w:t>'황금 플루트의 거장' 제임스 골웨이(Sir James Galway)가 1978년에 발표한 《Annie's Song》은 클래식 음악의 대중화와 크로스오버 장르의 지평을 넓힌 역사적인 명반입니다. 베를린 필하모닉 오케스트라의 수석 플루티스트 자리를 내려놓고 솔로 아티스트로서 첫발을 내딛던 시기에 제작된 이 음반은, 클래식 연주자라는 틀을 넘어 전 세계 대중의 마음을 사로잡았습니다. 특히 타이틀곡인 존 덴버(John Denver)의 서정적인 히트곡 "Annie's Song"은 영국 싱글 차트 3위까지 오르는 기염을 토하며 순수 기악 연주 음반으로는 보기 드문 대중적 성공을 거두었습니다.</w:t>
+        <w:t>'황금 플루트를 든 사나이' 제임스 골웨이가 은빛과 금빛의 경계를 넘어 따스한 온기로 빚어낸 이 음반은, 클래식의 엄격한 울타리를 허물고 대중의 심장에 가장 순수한 서정의 파문을 일으킨 기념비적 명반입니다. 존 덴버의 원곡을 유려하고 투명한 플루트 선율로 재해석한 타이틀곡을 필두로, 악기 하나가 어떻게 인간의 목소리보다 더 깊은 위로와 사랑을 전할 수 있는지를 완벽하게 증명해 보입니다. 고전 음악의 우아한 기품과 대중가요의 낭만적 감수성이 절묘하게 조우하는 이 작품은 반세기가 흐른 지금까지도 크로스오버 음악 역사상 가장 빛나는 서정시로 남아 있습니다.</w:t>
       </w:r>
     </w:p>
     <w:p>
       <w:pPr>
-        <w:spacing w:line="312" w:lineRule="auto" w:after="120"/>
+        <w:spacing w:line="324" w:lineRule="auto" w:before="200" w:after="80"/>
       </w:pPr>
+      <w:r>
+        <w:rPr w:rFonts="맑은 고딕">
+          <w:rFonts w:ascii="맑은 고딕" w:hAnsi="맑은 고딕" w:eastAsia="맑은 고딕"/>
+          <w:b/>
+          <w:color w:val="1E3A8A"/>
+          <w:sz w:val="24"/>
+        </w:rPr>
+        <w:t>1. 음반 데이터</w:t>
+      </w:r>
+    </w:p>
+    <w:p>
+      <w:pPr>
+        <w:spacing w:line="324" w:lineRule="auto" w:after="80"/>
+      </w:pPr>
+      <w:r>
+        <w:rPr w:rFonts="맑은 고딕">
+          <w:rFonts w:ascii="맑은 고딕" w:hAnsi="맑은 고딕" w:eastAsia="맑은 고딕"/>
+          <w:b w:val="0"/>
+          <w:color w:val="6B7280"/>
+          <w:sz w:val="21"/>
+        </w:rPr>
+        <w:t xml:space="preserve">· </w:t>
+      </w:r>
+      <w:r>
+        <w:rPr w:rFonts="맑은 고딕">
+          <w:rFonts w:ascii="맑은 고딕" w:hAnsi="맑은 고딕" w:eastAsia="맑은 고딕"/>
+          <w:b/>
+          <w:color w:val="1F2937"/>
+          <w:sz w:val="21"/>
+        </w:rPr>
+        <w:t xml:space="preserve">앨범명: </w:t>
+      </w:r>
       <w:r>
         <w:rPr w:rFonts="맑은 고딕">
           <w:rFonts w:ascii="맑은 고딕" w:hAnsi="맑은 고딕" w:eastAsia="맑은 고딕"/>
           <w:b w:val="0"/>
           <w:sz w:val="21"/>
         </w:rPr>
-        <w:t>본 음반에서 제임스 골웨이의 연주는 특유의 맑고 영롱한 음색, 완벽한 호흡 조절, 그리고 우아한 비브라토가 극진하게 발휘됩니다. 클래식 소품부터 전통 민요, 대중음악에 이르기까지 다채로운 레퍼토리를 아우르는 그의 플루트는, 묵직하고 엄숙한 클래식의 경계를 허물고 따스하고 친근한 감성으로 듣는 이에게 다가옵니다. 찰스 게르하르트가 이끄는 내셔널 필하모닉 오케스트라와의 정교하고 화려한 협연은 플루트 선율을 한층 더 풍성하고 입체적으로 감싸 안으며 음반의 완성도를 극대화합니다.</w:t>
+        <w:t>Annie's Song</w:t>
       </w:r>
     </w:p>
     <w:p>
       <w:pPr>
-        <w:spacing w:line="312" w:lineRule="auto" w:after="120"/>
+        <w:spacing w:line="324" w:lineRule="auto" w:after="80"/>
       </w:pPr>
+      <w:r>
+        <w:rPr w:rFonts="맑은 고딕">
+          <w:rFonts w:ascii="맑은 고딕" w:hAnsi="맑은 고딕" w:eastAsia="맑은 고딕"/>
+          <w:b w:val="0"/>
+          <w:color w:val="6B7280"/>
+          <w:sz w:val="21"/>
+        </w:rPr>
+        <w:t xml:space="preserve">· </w:t>
+      </w:r>
+      <w:r>
+        <w:rPr w:rFonts="맑은 고딕">
+          <w:rFonts w:ascii="맑은 고딕" w:hAnsi="맑은 고딕" w:eastAsia="맑은 고딕"/>
+          <w:b/>
+          <w:color w:val="1F2937"/>
+          <w:sz w:val="21"/>
+        </w:rPr>
+        <w:t xml:space="preserve">아티스트: </w:t>
+      </w:r>
       <w:r>
         <w:rPr w:rFonts="맑은 고딕">
           <w:rFonts w:ascii="맑은 고딕" w:hAnsi="맑은 고딕" w:eastAsia="맑은 고딕"/>
           <w:b w:val="0"/>
           <w:sz w:val="21"/>
         </w:rPr>
-        <w:t>음반의 포문을 여는 "Annie's Song"은 원곡이 지닌 전원적인 아름다움을 플루트 특유의 시적 감수성으로 재해석하여 깊은 서정성을 선사합니다. 이어지는 마랭 마레의 "Le Basque"에서는 골웨이의 경이로운 테크닉과 쾌활한 기량이 경쾌하게 펼쳐지며, 바흐의 "G선상의 아리아"에서는 경건하고 아늑한 정적이 LP 음골을 타고 흐릅니다. 또한, 그의 고향 아이리시 영혼이 녹아있는 "The Belfast Hornpipe"와 애절한 "Spanish Love Song"은 아날로그 음반 특유의 따뜻하고 질감 있는 음색과 어우러져 깊은 여운을 남깁니다.</w:t>
+        <w:t>James Galway (제임스 골웨이)</w:t>
       </w:r>
     </w:p>
     <w:p>
       <w:pPr>
-        <w:spacing w:line="312" w:lineRule="auto" w:after="120"/>
+        <w:spacing w:line="324" w:lineRule="auto" w:after="80"/>
       </w:pPr>
+      <w:r>
+        <w:rPr w:rFonts="맑은 고딕">
+          <w:rFonts w:ascii="맑은 고딕" w:hAnsi="맑은 고딕" w:eastAsia="맑은 고딕"/>
+          <w:b w:val="0"/>
+          <w:color w:val="6B7280"/>
+          <w:sz w:val="21"/>
+        </w:rPr>
+        <w:t xml:space="preserve">· </w:t>
+      </w:r>
+      <w:r>
+        <w:rPr w:rFonts="맑은 고딕">
+          <w:rFonts w:ascii="맑은 고딕" w:hAnsi="맑은 고딕" w:eastAsia="맑은 고딕"/>
+          <w:b/>
+          <w:color w:val="1F2937"/>
+          <w:sz w:val="21"/>
+        </w:rPr>
+        <w:t xml:space="preserve">발매 정보: </w:t>
+      </w:r>
       <w:r>
         <w:rPr w:rFonts="맑은 고딕">
           <w:rFonts w:ascii="맑은 고딕" w:hAnsi="맑은 고딕" w:eastAsia="맑은 고딕"/>
           <w:b w:val="0"/>
           <w:sz w:val="21"/>
         </w:rPr>
-        <w:t>《Annie's Song》은 플루트라는 악기가 표현할 수 있는 서정성과 화려함의 극치를 보여주는 크로스오버 음악의 정수이자 팝-클래식 역사에 길이 남을 명편입니다. 일상의 지친 마음을 달래주는 편안함과 격조 높은 감성을 동시에 갖춘 이 앨범은, 정통 클래식 애호가부터 대중음악 팬에 이르기까지 시대와 세대를 초월해 변함없는 사랑을 받고 있습니다.</w:t>
+        <w:t>1978년 세계적인 클래식 명가 RCA Red Seal을 통해 발매되었으며, 베를린 필하모닉 오케스트라의 수석 자리를 내려놓고 독주자로서 자신만의 음악 세계를 구축해가던 제임스 골웨이의 전성기 호흡을 오롯이 담아낸 앨범입니다.</w:t>
+      </w:r>
+    </w:p>
+    <w:p>
+      <w:pPr>
+        <w:spacing w:line="324" w:lineRule="auto" w:after="80"/>
+      </w:pPr>
+      <w:r>
+        <w:rPr w:rFonts="맑은 고딕">
+          <w:rFonts w:ascii="맑은 고딕" w:hAnsi="맑은 고딕" w:eastAsia="맑은 고딕"/>
+          <w:b w:val="0"/>
+          <w:color w:val="6B7280"/>
+          <w:sz w:val="21"/>
+        </w:rPr>
+        <w:t xml:space="preserve">· </w:t>
+      </w:r>
+      <w:r>
+        <w:rPr w:rFonts="맑은 고딕">
+          <w:rFonts w:ascii="맑은 고딕" w:hAnsi="맑은 고딕" w:eastAsia="맑은 고딕"/>
+          <w:b/>
+          <w:color w:val="1F2937"/>
+          <w:sz w:val="21"/>
+        </w:rPr>
+        <w:t xml:space="preserve">LP 인기도(판매량): </w:t>
+      </w:r>
+      <w:r>
+        <w:rPr w:rFonts="맑은 고딕">
+          <w:rFonts w:ascii="맑은 고딕" w:hAnsi="맑은 고딕" w:eastAsia="맑은 고딕"/>
+          <w:b w:val="0"/>
+          <w:sz w:val="21"/>
+        </w:rPr>
+        <w:t>타이틀곡 'Annie's Song'이 영국 싱글 차트 3위까지 오르는 기염을 토했으며, 앨범 역시 영국 앨범 차트 3위를 기록하고 플래티넘 디스크를 달성하는 등 기악 연주 앨범으로서는 유례없는 대중적 폭발력과 상업적 대성공을 거두었습니다.</w:t>
+      </w:r>
+    </w:p>
+    <w:p>
+      <w:pPr>
+        <w:spacing w:line="324" w:lineRule="auto" w:after="80"/>
+      </w:pPr>
+      <w:r>
+        <w:rPr w:rFonts="맑은 고딕">
+          <w:rFonts w:ascii="맑은 고딕" w:hAnsi="맑은 고딕" w:eastAsia="맑은 고딕"/>
+          <w:b w:val="0"/>
+          <w:color w:val="6B7280"/>
+          <w:sz w:val="21"/>
+        </w:rPr>
+        <w:t xml:space="preserve">· </w:t>
+      </w:r>
+      <w:r>
+        <w:rPr w:rFonts="맑은 고딕">
+          <w:rFonts w:ascii="맑은 고딕" w:hAnsi="맑은 고딕" w:eastAsia="맑은 고딕"/>
+          <w:b/>
+          <w:color w:val="1F2937"/>
+          <w:sz w:val="21"/>
+        </w:rPr>
+        <w:t xml:space="preserve">각종 수상경력: </w:t>
+      </w:r>
+      <w:r>
+        <w:rPr w:rFonts="맑은 고딕">
+          <w:rFonts w:ascii="맑은 고딕" w:hAnsi="맑은 고딕" w:eastAsia="맑은 고딕"/>
+          <w:b w:val="0"/>
+          <w:sz w:val="21"/>
+        </w:rPr>
+        <w:t>클래식 연주자로는 드물게 대중음악 차트 상위권을 석권하며 대영제국 훈장(OBE) 수훈의 결정적 발판이 되었고, 빌보드 및 전 세계 유수의 음반 협회로부터 플루트의 대중화에 기여한 불멸의 명반으로 공인받았습니다.</w:t>
+      </w:r>
+    </w:p>
+    <w:p>
+      <w:pPr>
+        <w:spacing w:line="324" w:lineRule="auto" w:before="200" w:after="80"/>
+      </w:pPr>
+      <w:r>
+        <w:rPr w:rFonts="맑은 고딕">
+          <w:rFonts w:ascii="맑은 고딕" w:hAnsi="맑은 고딕" w:eastAsia="맑은 고딕"/>
+          <w:b/>
+          <w:color w:val="1E3A8A"/>
+          <w:sz w:val="24"/>
+        </w:rPr>
+        <w:t>2. 아티스트 정보</w:t>
+      </w:r>
+    </w:p>
+    <w:p>
+      <w:pPr>
+        <w:spacing w:line="324" w:lineRule="auto" w:after="80"/>
+      </w:pPr>
+      <w:r>
+        <w:rPr w:rFonts="맑은 고딕">
+          <w:rFonts w:ascii="맑은 고딕" w:hAnsi="맑은 고딕" w:eastAsia="맑은 고딕"/>
+          <w:b w:val="0"/>
+          <w:color w:val="6B7280"/>
+          <w:sz w:val="21"/>
+        </w:rPr>
+        <w:t xml:space="preserve">· </w:t>
+      </w:r>
+      <w:r>
+        <w:rPr w:rFonts="맑은 고딕">
+          <w:rFonts w:ascii="맑은 고딕" w:hAnsi="맑은 고딕" w:eastAsia="맑은 고딕"/>
+          <w:b/>
+          <w:color w:val="1F2937"/>
+          <w:sz w:val="21"/>
+        </w:rPr>
+        <w:t xml:space="preserve">국적: </w:t>
+      </w:r>
+      <w:r>
+        <w:rPr w:rFonts="맑은 고딕">
+          <w:rFonts w:ascii="맑은 고딕" w:hAnsi="맑은 고딕" w:eastAsia="맑은 고딕"/>
+          <w:b w:val="0"/>
+          <w:sz w:val="21"/>
+        </w:rPr>
+        <w:t>영국 (북아일랜드)</w:t>
+      </w:r>
+    </w:p>
+    <w:p>
+      <w:pPr>
+        <w:spacing w:line="324" w:lineRule="auto" w:after="80"/>
+      </w:pPr>
+      <w:r>
+        <w:rPr w:rFonts="맑은 고딕">
+          <w:rFonts w:ascii="맑은 고딕" w:hAnsi="맑은 고딕" w:eastAsia="맑은 고딕"/>
+          <w:b w:val="0"/>
+          <w:color w:val="6B7280"/>
+          <w:sz w:val="21"/>
+        </w:rPr>
+        <w:t xml:space="preserve">· </w:t>
+      </w:r>
+      <w:r>
+        <w:rPr w:rFonts="맑은 고딕">
+          <w:rFonts w:ascii="맑은 고딕" w:hAnsi="맑은 고딕" w:eastAsia="맑은 고딕"/>
+          <w:b/>
+          <w:color w:val="1F2937"/>
+          <w:sz w:val="21"/>
+        </w:rPr>
+        <w:t xml:space="preserve">생몰년도: </w:t>
+      </w:r>
+      <w:r>
+        <w:rPr w:rFonts="맑은 고딕">
+          <w:rFonts w:ascii="맑은 고딕" w:hAnsi="맑은 고딕" w:eastAsia="맑은 고딕"/>
+          <w:b w:val="0"/>
+          <w:sz w:val="21"/>
+        </w:rPr>
+        <w:t>1939년 12월 8일 ~ 현재</w:t>
+      </w:r>
+    </w:p>
+    <w:p>
+      <w:pPr>
+        <w:spacing w:line="324" w:lineRule="auto" w:after="80"/>
+      </w:pPr>
+      <w:r>
+        <w:rPr w:rFonts="맑은 고딕">
+          <w:rFonts w:ascii="맑은 고딕" w:hAnsi="맑은 고딕" w:eastAsia="맑은 고딕"/>
+          <w:b w:val="0"/>
+          <w:color w:val="6B7280"/>
+          <w:sz w:val="21"/>
+        </w:rPr>
+        <w:t xml:space="preserve">· </w:t>
+      </w:r>
+      <w:r>
+        <w:rPr w:rFonts="맑은 고딕">
+          <w:rFonts w:ascii="맑은 고딕" w:hAnsi="맑은 고딕" w:eastAsia="맑은 고딕"/>
+          <w:b/>
+          <w:color w:val="1F2937"/>
+          <w:sz w:val="21"/>
+        </w:rPr>
+        <w:t xml:space="preserve">그룹 소속: </w:t>
+      </w:r>
+      <w:r>
+        <w:rPr w:rFonts="맑은 고딕">
+          <w:rFonts w:ascii="맑은 고딕" w:hAnsi="맑은 고딕" w:eastAsia="맑은 고딕"/>
+          <w:b w:val="0"/>
+          <w:sz w:val="21"/>
+        </w:rPr>
+        <w:t>솔로 (전 베를린 필하모닉 오케스트라 수석 플루티스트)</w:t>
+      </w:r>
+    </w:p>
+    <w:p>
+      <w:pPr>
+        <w:spacing w:line="324" w:lineRule="auto" w:after="80"/>
+      </w:pPr>
+      <w:r>
+        <w:rPr w:rFonts="맑은 고딕">
+          <w:rFonts w:ascii="맑은 고딕" w:hAnsi="맑은 고딕" w:eastAsia="맑은 고딕"/>
+          <w:b w:val="0"/>
+          <w:color w:val="6B7280"/>
+          <w:sz w:val="21"/>
+        </w:rPr>
+        <w:t xml:space="preserve">· </w:t>
+      </w:r>
+      <w:r>
+        <w:rPr w:rFonts="맑은 고딕">
+          <w:rFonts w:ascii="맑은 고딕" w:hAnsi="맑은 고딕" w:eastAsia="맑은 고딕"/>
+          <w:b/>
+          <w:color w:val="1F2937"/>
+          <w:sz w:val="21"/>
+        </w:rPr>
+        <w:t xml:space="preserve">아티스트 소개: </w:t>
+      </w:r>
+      <w:r>
+        <w:rPr w:rFonts="맑은 고딕">
+          <w:rFonts w:ascii="맑은 고딕" w:hAnsi="맑은 고딕" w:eastAsia="맑은 고딕"/>
+          <w:b w:val="0"/>
+          <w:sz w:val="21"/>
+        </w:rPr>
+        <w:t>헤르베르트 폰 카라얀이 이끌던 베를린 필하모닉의 수석 연주자 출신으로, 클래식 음악계의 정점에 선 후 과감히 솔리스트로 전향하여 클래식과 팝, 민요의 경계를 허문 거장입니다. 타의 추종을 불허하는 화려하고도 유려한 테크닉, 황금빛처럼 눈부시면서도 온화한 특유의 톤 컬러로 20세기 플루트 연주 예술의 지평을 새롭게 넓힌 독보적 거목입니다.</w:t>
+      </w:r>
+    </w:p>
+    <w:p>
+      <w:pPr>
+        <w:spacing w:line="324" w:lineRule="auto" w:before="200" w:after="80"/>
+      </w:pPr>
+      <w:r>
+        <w:rPr w:rFonts="맑은 고딕">
+          <w:rFonts w:ascii="맑은 고딕" w:hAnsi="맑은 고딕" w:eastAsia="맑은 고딕"/>
+          <w:b/>
+          <w:color w:val="1E3A8A"/>
+          <w:sz w:val="24"/>
+        </w:rPr>
+        <w:t>3. 음반 상세 분석</w:t>
+      </w:r>
+    </w:p>
+    <w:p>
+      <w:pPr>
+        <w:spacing w:line="324" w:lineRule="auto" w:after="80"/>
+      </w:pPr>
+      <w:r>
+        <w:rPr w:rFonts="맑은 고딕">
+          <w:rFonts w:ascii="맑은 고딕" w:hAnsi="맑은 고딕" w:eastAsia="맑은 고딕"/>
+          <w:b w:val="0"/>
+          <w:color w:val="6B7280"/>
+          <w:sz w:val="21"/>
+        </w:rPr>
+        <w:t xml:space="preserve">· </w:t>
+      </w:r>
+      <w:r>
+        <w:rPr w:rFonts="맑은 고딕">
+          <w:rFonts w:ascii="맑은 고딕" w:hAnsi="맑은 고딕" w:eastAsia="맑은 고딕"/>
+          <w:b/>
+          <w:color w:val="1F2937"/>
+          <w:sz w:val="21"/>
+        </w:rPr>
+        <w:t xml:space="preserve">역사적 위치: </w:t>
+      </w:r>
+      <w:r>
+        <w:rPr w:rFonts="맑은 고딕">
+          <w:rFonts w:ascii="맑은 고딕" w:hAnsi="맑은 고딕" w:eastAsia="맑은 고딕"/>
+          <w:b w:val="0"/>
+          <w:sz w:val="21"/>
+        </w:rPr>
+        <w:t>클래식 기악 음악이 대중문화의 중심부로 걸어 들어와 차트의 정상을 두드린 20세기 크로스오버 음악의 효시이자 정점입니다. 정통 클래식의 엄숙주의를 탈피하여 고도의 연주 미학과 대중적 멜로디의 아름다움을 완벽한 균형으로 조화시킨 연주사적 명반으로 평가받습니다.</w:t>
+      </w:r>
+    </w:p>
+    <w:p>
+      <w:pPr>
+        <w:spacing w:line="324" w:lineRule="auto" w:after="80"/>
+      </w:pPr>
+      <w:r>
+        <w:rPr w:rFonts="맑은 고딕">
+          <w:rFonts w:ascii="맑은 고딕" w:hAnsi="맑은 고딕" w:eastAsia="맑은 고딕"/>
+          <w:b w:val="0"/>
+          <w:color w:val="6B7280"/>
+          <w:sz w:val="21"/>
+        </w:rPr>
+        <w:t xml:space="preserve">· </w:t>
+      </w:r>
+      <w:r>
+        <w:rPr w:rFonts="맑은 고딕">
+          <w:rFonts w:ascii="맑은 고딕" w:hAnsi="맑은 고딕" w:eastAsia="맑은 고딕"/>
+          <w:b/>
+          <w:color w:val="1F2937"/>
+          <w:sz w:val="21"/>
+        </w:rPr>
+        <w:t xml:space="preserve">시대의 흔적(스토리텔링): </w:t>
+      </w:r>
+      <w:r>
+        <w:rPr w:rFonts="맑은 고딕">
+          <w:rFonts w:ascii="맑은 고딕" w:hAnsi="맑은 고딕" w:eastAsia="맑은 고딕"/>
+          <w:b w:val="0"/>
+          <w:sz w:val="21"/>
+        </w:rPr>
+        <w:t>1970년대 후반, 펑크 록과 디스코의 거센 열풍 속에서 메말라가던 대중의 영혼에 한 줄기 청량한 바람을 불어넣어 준 음반입니다. 라디오 전파를 타고 흐르던 골웨이의 감미로운 숨결은 각박한 도시를 살아가는 당대 청춘들에게 순수한 사랑과 자연의 평온함을 일깨워주며 시대의 정서적 피난처가 되어 주었습니다.</w:t>
+      </w:r>
+    </w:p>
+    <w:p>
+      <w:pPr>
+        <w:spacing w:line="324" w:lineRule="auto" w:before="200" w:after="80"/>
+      </w:pPr>
+      <w:r>
+        <w:rPr w:rFonts="맑은 고딕">
+          <w:rFonts w:ascii="맑은 고딕" w:hAnsi="맑은 고딕" w:eastAsia="맑은 고딕"/>
+          <w:b/>
+          <w:color w:val="1E3A8A"/>
+          <w:sz w:val="24"/>
+        </w:rPr>
+        <w:t>4. 주요 수록곡 및 감상 제언</w:t>
+      </w:r>
+    </w:p>
+    <w:p>
+      <w:pPr>
+        <w:spacing w:line="324" w:lineRule="auto" w:after="80"/>
+      </w:pPr>
+      <w:r>
+        <w:rPr w:rFonts="맑은 고딕">
+          <w:rFonts w:ascii="맑은 고딕" w:hAnsi="맑은 고딕" w:eastAsia="맑은 고딕"/>
+          <w:b w:val="0"/>
+          <w:color w:val="6B7280"/>
+          <w:sz w:val="21"/>
+        </w:rPr>
+        <w:t xml:space="preserve">· </w:t>
+      </w:r>
+      <w:r>
+        <w:rPr w:rFonts="맑은 고딕">
+          <w:rFonts w:ascii="맑은 고딕" w:hAnsi="맑은 고딕" w:eastAsia="맑은 고딕"/>
+          <w:b/>
+          <w:color w:val="1F2937"/>
+          <w:sz w:val="21"/>
+        </w:rPr>
+        <w:t xml:space="preserve">주요 수록곡 특징: </w:t>
+      </w:r>
+      <w:r>
+        <w:rPr w:rFonts="맑은 고딕">
+          <w:rFonts w:ascii="맑은 고딕" w:hAnsi="맑은 고딕" w:eastAsia="맑은 고딕"/>
+          <w:b w:val="0"/>
+          <w:sz w:val="21"/>
+        </w:rPr>
+        <w:t>존 덴버의 원곡을 감미롭고 애절한 숨결로 승화시켜 플루트 연주의 신기원을 보여준 'Annie's Song', 바흐의 단아한 영혼과 묵상적 깊이를 담아낸 'Air on a G String(G선상의 아리아)', 드뷔시의 몽환적인 인상주의 화폭을 섬세하게 펼쳐낸 'Clair de Lune(달빛)' 등 서정미의 극치를 달리는 명곡들이 한 폭의 풍경화처럼 수록되어 있습니다.</w:t>
+      </w:r>
+    </w:p>
+    <w:p>
+      <w:pPr>
+        <w:spacing w:line="324" w:lineRule="auto" w:after="80"/>
+      </w:pPr>
+      <w:r>
+        <w:rPr w:rFonts="맑은 고딕">
+          <w:rFonts w:ascii="맑은 고딕" w:hAnsi="맑은 고딕" w:eastAsia="맑은 고딕"/>
+          <w:b w:val="0"/>
+          <w:color w:val="6B7280"/>
+          <w:sz w:val="21"/>
+        </w:rPr>
+        <w:t xml:space="preserve">· </w:t>
+      </w:r>
+      <w:r>
+        <w:rPr w:rFonts="맑은 고딕">
+          <w:rFonts w:ascii="맑은 고딕" w:hAnsi="맑은 고딕" w:eastAsia="맑은 고딕"/>
+          <w:b/>
+          <w:color w:val="1F2937"/>
+          <w:sz w:val="21"/>
+        </w:rPr>
+        <w:t xml:space="preserve">빈티지 감상 제언: </w:t>
+      </w:r>
+      <w:r>
+        <w:rPr w:rFonts="맑은 고딕">
+          <w:rFonts w:ascii="맑은 고딕" w:hAnsi="맑은 고딕" w:eastAsia="맑은 고딕"/>
+          <w:b w:val="0"/>
+          <w:sz w:val="21"/>
+        </w:rPr>
+        <w:t>LP 바이닐 특유의 미세한 표면 잡음 사이로 흘러나오는 골웨이의 호흡 소리와 입술을 스치는 바람의 질감은 디지털 음원에서는 결코 느낄 수 없는 온기를 선사합니다. 턴테이블의 바늘이 소리골을 긁으며 진공관 앰프를 통해 울려 퍼질 때, 풍성한 배음과 잔향이 빚어내는 황금빛 플루트의 음색은 리스닝 룸 전체를 부드러운 노을빛으로 물들입니다.</w:t>
+      </w:r>
+    </w:p>
+    <w:p>
+      <w:pPr>
+        <w:spacing w:line="324" w:lineRule="auto" w:after="80"/>
+      </w:pPr>
+      <w:r>
+        <w:rPr w:rFonts="맑은 고딕">
+          <w:rFonts w:ascii="맑은 고딕" w:hAnsi="맑은 고딕" w:eastAsia="맑은 고딕"/>
+          <w:b w:val="0"/>
+          <w:color w:val="6B7280"/>
+          <w:sz w:val="21"/>
+        </w:rPr>
+        <w:t xml:space="preserve">· </w:t>
+      </w:r>
+      <w:r>
+        <w:rPr w:rFonts="맑은 고딕">
+          <w:rFonts w:ascii="맑은 고딕" w:hAnsi="맑은 고딕" w:eastAsia="맑은 고딕"/>
+          <w:b/>
+          <w:color w:val="1F2937"/>
+          <w:sz w:val="21"/>
+        </w:rPr>
+        <w:t xml:space="preserve">소장 가치: </w:t>
+      </w:r>
+      <w:r>
+        <w:rPr w:rFonts="맑은 고딕">
+          <w:rFonts w:ascii="맑은 고딕" w:hAnsi="맑은 고딕" w:eastAsia="맑은 고딕"/>
+          <w:b w:val="0"/>
+          <w:sz w:val="21"/>
+        </w:rPr>
+        <w:t>정통 클래식 애호가와 팝 애호가 모두를 매료시키는 궁극의 선곡과 연주력을 갖춘 바이닐입니다. 1970년대 아날로그 녹음 기술의 최전성기에 RCA가 정성을 다해 프레싱한 이 앨범은, 반세기가 흐른 오늘날에도 턴테이블 위에서 가장 낭만적인 한때를 선물하는 바이닐 컬렉션의 필수 불변의 표본입니다.</w:t>
+      </w:r>
+    </w:p>
+    <w:p>
+      <w:pPr>
+        <w:spacing w:line="324" w:lineRule="auto" w:after="120" w:before="160"/>
+      </w:pPr>
+      <w:r>
+        <w:rPr w:rFonts="맑은 고딕">
+          <w:rFonts w:ascii="맑은 고딕" w:hAnsi="맑은 고딕" w:eastAsia="맑은 고딕"/>
+          <w:b/>
+          <w:color w:val="4338CA"/>
+          <w:sz w:val="21"/>
+        </w:rPr>
+        <w:t>이 음반을 통해 제임스 골웨이의 따뜻한 숨결이 빚어낸 순수한 플루트 선율이 영혼 깊은 곳으로 전해주는 감동을 다시 한번 경험해 보시는 것은 어떨까요?</w:t>
       </w:r>
     </w:p>
     <w:sectPr>
       <w:pgSz w:w="12240" w:h="15840"/>
-      <w:pgMar w:top="1440" w:right="1440" w:bottom="1440" w:left="1440" w:header="720" w:footer="720" w:gutter="0"/>
+      <w:pgMar w:top="1152" w:right="1296" w:bottom="1152" w:left="1296" w:header="720" w:footer="720" w:gutter="0"/>
       <w:cols w:space="720"/>
       <w:docGrid w:linePitch="360"/>
     </w:sectPr>

--- a/word_reports/LP_0176_위치_244_James Galway_Annie's Song.docx
+++ b/word_reports/LP_0176_위치_244_James Galway_Annie's Song.docx
@@ -32,7 +32,7 @@
     </w:p>
     <w:p>
       <w:pPr>
-        <w:spacing w:line="324" w:lineRule="auto" w:before="80" w:after="160"/>
+        <w:spacing w:line="324" w:lineRule="auto" w:before="80" w:after="120"/>
       </w:pPr>
       <w:r>
         <w:rPr w:rFonts="맑은 고딕">
@@ -42,13 +42,6 @@
           <w:sz w:val="22"/>
         </w:rPr>
         <w:t xml:space="preserve">[음반 소개] </w:t>
-      </w:r>
-      <w:r>
-        <w:rPr w:rFonts="맑은 고딕">
-          <w:rFonts w:ascii="맑은 고딕" w:hAnsi="맑은 고딕" w:eastAsia="맑은 고딕"/>
-          <w:b w:val="0"/>
-          <w:sz w:val="21"/>
-        </w:rPr>
       </w:r>
     </w:p>
     <w:p>
@@ -61,7 +54,46 @@
           <w:b w:val="0"/>
           <w:sz w:val="21"/>
         </w:rPr>
-        <w:t>'황금 플루트를 든 사나이' 제임스 골웨이가 은빛과 금빛의 경계를 넘어 따스한 온기로 빚어낸 이 음반은, 클래식의 엄격한 울타리를 허물고 대중의 심장에 가장 순수한 서정의 파문을 일으킨 기념비적 명반입니다. 존 덴버의 원곡을 유려하고 투명한 플루트 선율로 재해석한 타이틀곡을 필두로, 악기 하나가 어떻게 인간의 목소리보다 더 깊은 위로와 사랑을 전할 수 있는지를 완벽하게 증명해 보입니다. 고전 음악의 우아한 기품과 대중가요의 낭만적 감수성이 절묘하게 조우하는 이 작품은 반세기가 흐른 지금까지도 크로스오버 음악 역사상 가장 빛나는 서정시로 남아 있습니다.</w:t>
+        <w:t>‘황금 플루트를 든 사나이’ 제임스 골웨이가 1978년에 발표한 《Annie’s Song》은 클래식과 파퓰러 음악의 경계를 가장 눈부시게 허물어뜨린 크로스오버의 기념비적 명반입니다. 헤르베르트 폰 카라얀이 이끌던 베를린 필하모닉 오케스트라의 수석 플루트 주자 자리를 미련 없이 내려놓고 전설적인 독주자로 나선 골웨이는, 정통 클래식의 완고한 울타리 안에 갇혀 있던 관악기의 매력을 대중의 품으로 온전히 돌려보내고자 했습니다. 그러한 그의 음악적 지향과 예술적 용기가 만개한 결정체가 바로 포크 싱어송라이터 존 덴버(John Denver)의 서정미 넘치는 명곡을 표제작으로 삼은 본 앨범입니다.</w:t>
+      </w:r>
+    </w:p>
+    <w:p>
+      <w:pPr>
+        <w:spacing w:line="324" w:lineRule="auto" w:after="120"/>
+      </w:pPr>
+      <w:r>
+        <w:rPr w:rFonts="맑은 고딕">
+          <w:rFonts w:ascii="맑은 고딕" w:hAnsi="맑은 고딕" w:eastAsia="맑은 고딕"/>
+          <w:b w:val="0"/>
+          <w:sz w:val="21"/>
+        </w:rPr>
+        <w:t>이 음반은 발매 당시 보수적인 클래식 애호가들과 감수성 예민한 팝 리스너들 모두를 단숨에 사로잡았습니다. 골웨이는 클래식 연주자 특유의 정교하고 완벽한 호흡, 은빛처럼 투명하면서도 황금빛의 온기를 머금은 독보적인 비브라토를 통해 대중가요의 선율에 귀족적인 기품과 숭고한 서정성을 덧입혔습니다. 대중음악사에 있어 한 클래식 기악 독주자의 연주곡이 팝 싱글 차트 최상위권에 오르는 일은 극히 이례적인 사건이었으며, 이는 기악 음악이 지닌 보편적 언어가 언어의 장벽과 장르의 도식을 얼마나 아름답게 초월할 수 있는지를 웅변하는 역사적 분기점이 되었습니다.</w:t>
+      </w:r>
+    </w:p>
+    <w:p>
+      <w:pPr>
+        <w:spacing w:line="324" w:lineRule="auto" w:after="120"/>
+      </w:pPr>
+      <w:r>
+        <w:rPr w:rFonts="맑은 고딕">
+          <w:rFonts w:ascii="맑은 고딕" w:hAnsi="맑은 고딕" w:eastAsia="맑은 고딕"/>
+          <w:b w:val="0"/>
+          <w:sz w:val="21"/>
+        </w:rPr>
+        <w:t>골웨이가 이 음반을 통해 전하고자 한 철학은 명확합니다. 진정한 음악의 가치는 형식의 난해함에 있는 것이 아니라, 인간의 가장 순수한 감정에 닿아 영혼을 어루만지는 숨결에 있다는 점입니다. 낭만주의 소품과 영화 음악, 그리고 민요와 현대 팝 넘버들이 내셔널 필하모닉 오케스트라의 풍성한 하모니 위에서 골웨이의 플루트와 대화를 나눕니다. 화려한 기교를 과시하기보다는 매 음표마다 깊은 숨결을 불어넣어 완성한 이 소박하고도 깊은 음악적 헌사는, 각박한 현대 사회를 살아가는 이들에게 티 없이 맑은 숲속의 바람과도 같은 정화(淨化)의 순간을 선사합니다.</w:t>
+      </w:r>
+    </w:p>
+    <w:p>
+      <w:pPr>
+        <w:spacing w:line="324" w:lineRule="auto" w:after="120"/>
+      </w:pPr>
+      <w:r>
+        <w:rPr w:rFonts="맑은 고딕">
+          <w:rFonts w:ascii="맑은 고딕" w:hAnsi="맑은 고딕" w:eastAsia="맑은 고딕"/>
+          <w:b w:val="0"/>
+          <w:sz w:val="21"/>
+        </w:rPr>
+        <w:t>세월이 반세기를 향해 흘러간 지금도 《Annie’s Song》의 바이닐 소리골에서 피어오르는 플루트 음색은 영롱한 빛을 잃지 않습니다. 아날로그 엘피 특유의 미세한 공명과 따스한 숨결을 타고 흐르는 그의 선율은, 잊고 지냈던 낭만과 온화한 시절의 기억을 되살려내며 듣는 이의 가슴에 바래지 않는 짙은 감동의 여운을 남깁니다.</w:t>
       </w:r>
     </w:p>
     <w:p>
@@ -168,7 +200,7 @@
           <w:b w:val="0"/>
           <w:sz w:val="21"/>
         </w:rPr>
-        <w:t>1978년 세계적인 클래식 명가 RCA Red Seal을 통해 발매되었으며, 베를린 필하모닉 오케스트라의 수석 자리를 내려놓고 독주자로서 자신만의 음악 세계를 구축해가던 제임스 골웨이의 전성기 호흡을 오롯이 담아낸 앨범입니다.</w:t>
+        <w:t>1978년 RCA Victor에서 발매된 정규 앨범으로, 클래식 명연주자가 팝과 서정적 소품을 결합해 대중음악계의 중심에 입성한 역사적 앨범입니다.</w:t>
       </w:r>
     </w:p>
     <w:p>
@@ -199,7 +231,7 @@
           <w:b w:val="0"/>
           <w:sz w:val="21"/>
         </w:rPr>
-        <w:t>타이틀곡 'Annie's Song'이 영국 싱글 차트 3위까지 오르는 기염을 토했으며, 앨범 역시 영국 앨범 차트 3위를 기록하고 플래티넘 디스크를 달성하는 등 기악 연주 앨범으로서는 유례없는 대중적 폭발력과 상업적 대성공을 거두었습니다.</w:t>
+        <w:t>타이틀곡 'Annie's Song'이 영국 싱글 차트(UK Singles Chart) 3위까지 오르는 기염을 토했으며, 앨범 역시 영국 앨범 차트 3위를 기록하고 플래티넘을 달성하는 등 기악 연주 음반으로서는 유례없는 상업적 대성공을 거두었습니다.</w:t>
       </w:r>
     </w:p>
     <w:p>
@@ -230,7 +262,7 @@
           <w:b w:val="0"/>
           <w:sz w:val="21"/>
         </w:rPr>
-        <w:t>클래식 연주자로는 드물게 대중음악 차트 상위권을 석권하며 대영제국 훈장(OBE) 수훈의 결정적 발판이 되었고, 빌보드 및 전 세계 유수의 음반 협회로부터 플루트의 대중화에 기여한 불멸의 명반으로 공인받았습니다.</w:t>
+        <w:t>클래식과 대중음악의 지평을 넓힌 공로를 인정받았으며, 골웨이는 이후 대영제국 훈장(OBE)과 기사작위(Knighthood)를 수여받는 등 세계 최정상의 플루티스트로서의 위상을 확고히 공인받았습니다.</w:t>
       </w:r>
     </w:p>
     <w:p>
@@ -275,7 +307,7 @@
           <w:b w:val="0"/>
           <w:sz w:val="21"/>
         </w:rPr>
-        <w:t>영국 (북아일랜드)</w:t>
+        <w:t>영국 (북아일랜드 벨파스트 출생)</w:t>
       </w:r>
     </w:p>
     <w:p>
@@ -306,7 +338,7 @@
           <w:b w:val="0"/>
           <w:sz w:val="21"/>
         </w:rPr>
-        <w:t>1939년 12월 8일 ~ 현재</w:t>
+        <w:t>1939년 12월 8일 출생</w:t>
       </w:r>
     </w:p>
     <w:p>
@@ -368,7 +400,7 @@
           <w:b w:val="0"/>
           <w:sz w:val="21"/>
         </w:rPr>
-        <w:t>헤르베르트 폰 카라얀이 이끌던 베를린 필하모닉의 수석 연주자 출신으로, 클래식 음악계의 정점에 선 후 과감히 솔리스트로 전향하여 클래식과 팝, 민요의 경계를 허문 거장입니다. 타의 추종을 불허하는 화려하고도 유려한 테크닉, 황금빛처럼 눈부시면서도 온화한 특유의 톤 컬러로 20세기 플루트 연주 예술의 지평을 새롭게 넓힌 독보적 거목입니다.</w:t>
+        <w:t>제임스 골웨이는 타의 추종을 불허하는 완벽한 테크닉과 눈부시도록 찬란한 음색으로 전 세계 클래식 및 팝 애호가들의 사랑을 한 몸에 받아온 20세기 최고의 관악 거장입니다. 플루트라는 악기를 독주 악기로서 대중화시키는 데 결정적인 공헌을 하였으며, 클래식과 크로스오버를 넘나드는 방대한 레퍼토리로 음악사에 독보적인 발자취를 남겼습니다.</w:t>
       </w:r>
     </w:p>
     <w:p>
@@ -413,7 +445,7 @@
           <w:b w:val="0"/>
           <w:sz w:val="21"/>
         </w:rPr>
-        <w:t>클래식 기악 음악이 대중문화의 중심부로 걸어 들어와 차트의 정상을 두드린 20세기 크로스오버 음악의 효시이자 정점입니다. 정통 클래식의 엄숙주의를 탈피하여 고도의 연주 미학과 대중적 멜로디의 아름다움을 완벽한 균형으로 조화시킨 연주사적 명반으로 평가받습니다.</w:t>
+        <w:t>클래식 기악 음악과 대중음악의 경계를 허문 '크로스오버 음악의 정전(正典)'으로 평가받습니다. 정통 오케스트라 편곡과 파퓰러 멜로디의 우아한 결합을 통해, 대중적 성공과 예술적 품격을 동시에 쟁취하며 훗날 펼쳐질 네오 클래시컬 및 뉴에이지 열풍의 든든한 가교 역할을 수행했습니다.</w:t>
       </w:r>
     </w:p>
     <w:p>
@@ -444,7 +476,7 @@
           <w:b w:val="0"/>
           <w:sz w:val="21"/>
         </w:rPr>
-        <w:t>1970년대 후반, 펑크 록과 디스코의 거센 열풍 속에서 메말라가던 대중의 영혼에 한 줄기 청량한 바람을 불어넣어 준 음반입니다. 라디오 전파를 타고 흐르던 골웨이의 감미로운 숨결은 각박한 도시를 살아가는 당대 청춘들에게 순수한 사랑과 자연의 평온함을 일깨워주며 시대의 정서적 피난처가 되어 주었습니다.</w:t>
+        <w:t>1970년대 후반의 분주하고 혼란스러웠던 시대상 속에서, 청춘들과 대중들에게 한 줄기 청량한 휴식처를 제공해 준 음반입니다. 라디오 전파를 타고 골목길과 카페마다 울려 퍼졌던 그의 따뜻한 플루트 소리는 당시 세대들에게 순수한 사랑과 평온을 상징하는 서정적 아이콘으로 깊이 각인되었습니다.</w:t>
       </w:r>
     </w:p>
     <w:p>
@@ -489,7 +521,99 @@
           <w:b w:val="0"/>
           <w:sz w:val="21"/>
         </w:rPr>
-        <w:t>존 덴버의 원곡을 감미롭고 애절한 숨결로 승화시켜 플루트 연주의 신기원을 보여준 'Annie's Song', 바흐의 단아한 영혼과 묵상적 깊이를 담아낸 'Air on a G String(G선상의 아리아)', 드뷔시의 몽환적인 인상주의 화폭을 섬세하게 펼쳐낸 'Clair de Lune(달빛)' 등 서정미의 극치를 달리는 명곡들이 한 폭의 풍경화처럼 수록되어 있습니다.</w:t>
+      </w:r>
+    </w:p>
+    <w:p>
+      <w:pPr>
+        <w:spacing w:line="324" w:lineRule="auto" w:after="80"/>
+      </w:pPr>
+      <w:r>
+        <w:rPr w:rFonts="맑은 고딕">
+          <w:rFonts w:ascii="맑은 고딕" w:hAnsi="맑은 고딕" w:eastAsia="맑은 고딕"/>
+          <w:b w:val="0"/>
+          <w:color w:val="6B7280"/>
+          <w:sz w:val="21"/>
+        </w:rPr>
+        <w:t xml:space="preserve">· </w:t>
+      </w:r>
+      <w:r>
+        <w:rPr w:rFonts="맑은 고딕">
+          <w:rFonts w:ascii="맑은 고딕" w:hAnsi="맑은 고딕" w:eastAsia="맑은 고딕"/>
+          <w:b/>
+          <w:color w:val="1F2937"/>
+          <w:sz w:val="21"/>
+        </w:rPr>
+        <w:t xml:space="preserve">'Annie's Song': </w:t>
+      </w:r>
+      <w:r>
+        <w:rPr w:rFonts="맑은 고딕">
+          <w:rFonts w:ascii="맑은 고딕" w:hAnsi="맑은 고딕" w:eastAsia="맑은 고딕"/>
+          <w:b w:val="0"/>
+          <w:sz w:val="21"/>
+        </w:rPr>
+        <w:t>존 덴버의 원곡을 관악기의 숭고한 숨결로 재해석한 타이틀곡으로, 첫 소절부터 영혼을 정화하는 듯한 골웨이 특유의 미려한 비브라토가 압권입니다.</w:t>
+      </w:r>
+    </w:p>
+    <w:p>
+      <w:pPr>
+        <w:spacing w:line="324" w:lineRule="auto" w:after="80"/>
+      </w:pPr>
+      <w:r>
+        <w:rPr w:rFonts="맑은 고딕">
+          <w:rFonts w:ascii="맑은 고딕" w:hAnsi="맑은 고딕" w:eastAsia="맑은 고딕"/>
+          <w:b w:val="0"/>
+          <w:color w:val="6B7280"/>
+          <w:sz w:val="21"/>
+        </w:rPr>
+        <w:t xml:space="preserve">· </w:t>
+      </w:r>
+      <w:r>
+        <w:rPr w:rFonts="맑은 고딕">
+          <w:rFonts w:ascii="맑은 고딕" w:hAnsi="맑은 고딕" w:eastAsia="맑은 고딕"/>
+          <w:b/>
+          <w:color w:val="1F2937"/>
+          <w:sz w:val="21"/>
+        </w:rPr>
+        <w:t xml:space="preserve">'Pavane (Gabriel Fauré)': </w:t>
+      </w:r>
+      <w:r>
+        <w:rPr w:rFonts="맑은 고딕">
+          <w:rFonts w:ascii="맑은 고딕" w:hAnsi="맑은 고딕" w:eastAsia="맑은 고딕"/>
+          <w:b w:val="0"/>
+          <w:sz w:val="21"/>
+        </w:rPr>
+        <w:t>포레의 우아하고도 애수 젖은 멜로디를 오케스트라와 플루트의 정교한 앙상블로 빚어내어 깊은 사색의 공간을 마련해 줍니다.</w:t>
+      </w:r>
+    </w:p>
+    <w:p>
+      <w:pPr>
+        <w:spacing w:line="324" w:lineRule="auto" w:after="80"/>
+      </w:pPr>
+      <w:r>
+        <w:rPr w:rFonts="맑은 고딕">
+          <w:rFonts w:ascii="맑은 고딕" w:hAnsi="맑은 고딕" w:eastAsia="맑은 고딕"/>
+          <w:b w:val="0"/>
+          <w:color w:val="6B7280"/>
+          <w:sz w:val="21"/>
+        </w:rPr>
+        <w:t xml:space="preserve">· </w:t>
+      </w:r>
+      <w:r>
+        <w:rPr w:rFonts="맑은 고딕">
+          <w:rFonts w:ascii="맑은 고딕" w:hAnsi="맑은 고딕" w:eastAsia="맑은 고딕"/>
+          <w:b/>
+          <w:color w:val="1F2937"/>
+          <w:sz w:val="21"/>
+        </w:rPr>
+        <w:t xml:space="preserve">'Spanish Romance' 및 민요 소품들: </w:t>
+      </w:r>
+      <w:r>
+        <w:rPr w:rFonts="맑은 고딕">
+          <w:rFonts w:ascii="맑은 고딕" w:hAnsi="맑은 고딕" w:eastAsia="맑은 고딕"/>
+          <w:b w:val="0"/>
+          <w:sz w:val="21"/>
+        </w:rPr>
+        <w:t>각국의 정취가 묻어나는 선율들을 유려한 기교와 따스한 감성으로 엮어내어 앨범 전체의 서정적 완성도를 배가시킵니다.</w:t>
       </w:r>
     </w:p>
     <w:p>
@@ -520,7 +644,7 @@
           <w:b w:val="0"/>
           <w:sz w:val="21"/>
         </w:rPr>
-        <w:t>LP 바이닐 특유의 미세한 표면 잡음 사이로 흘러나오는 골웨이의 호흡 소리와 입술을 스치는 바람의 질감은 디지털 음원에서는 결코 느낄 수 없는 온기를 선사합니다. 턴테이블의 바늘이 소리골을 긁으며 진공관 앰프를 통해 울려 퍼질 때, 풍성한 배음과 잔향이 빚어내는 황금빛 플루트의 음색은 리스닝 룸 전체를 부드러운 노을빛으로 물들입니다.</w:t>
+        <w:t>플루트의 고음역은 디지털 매체에서 자칫 날카롭게 들리기 쉬우나, 아날로그 LP와 진공관 앰프를 거치면 특유의 배음과 연주자의 호흡음이 풍성하고 온화하게 살아납니다. 따뜻한 턴테이블의 질감 속에서 카트리지가 긁어내는 골웨이의 금빛 호흡과 현악 오케스트라의 잔향에 귀를 기울이시면 아날로그 바이닐만이 전해줄 수 있는 극상의 서정적 입체감을 맛볼 수 있습니다.</w:t>
       </w:r>
     </w:p>
     <w:p>
@@ -551,7 +675,7 @@
           <w:b w:val="0"/>
           <w:sz w:val="21"/>
         </w:rPr>
-        <w:t>정통 클래식 애호가와 팝 애호가 모두를 매료시키는 궁극의 선곡과 연주력을 갖춘 바이닐입니다. 1970년대 아날로그 녹음 기술의 최전성기에 RCA가 정성을 다해 프레싱한 이 앨범은, 반세기가 흐른 오늘날에도 턴테이블 위에서 가장 낭만적인 한때를 선물하는 바이닐 컬렉션의 필수 불변의 표본입니다.</w:t>
+        <w:t>클래식과 팝의 완벽한 융합을 증명한 역사적 타이틀이자, 플루트 기악 연주 음반 중 대중적으로 가장 성공한 마스터피스입니다. 훌륭한 음향적 밸런스와 시대를 초월한 낭만성을 담고 있어, LP 컬렉터라면 필히 턴테이블 곁에 갖추어 두어야 할 불멸의 빈티지 명반입니다.</w:t>
       </w:r>
     </w:p>
     <w:p>
@@ -565,7 +689,7 @@
           <w:color w:val="4338CA"/>
           <w:sz w:val="21"/>
         </w:rPr>
-        <w:t>이 음반을 통해 제임스 골웨이의 따뜻한 숨결이 빚어낸 순수한 플루트 선율이 영혼 깊은 곳으로 전해주는 감동을 다시 한번 경험해 보시는 것은 어떨까요?</w:t>
+        <w:t>이 음반을 통해 가을바람처럼 맑고 따스한 플루트의 선율이 지친 일상에 전해주는 감동을 다시 한번 경험해 보시는 것은 어떨까요?</w:t>
       </w:r>
     </w:p>
     <w:sectPr>
